--- a/app/templates/cotizacion_template.docx
+++ b/app/templates/cotizacion_template.docx
@@ -1972,7 +1972,12 @@
         </w:rPr>
       </w:pPr>
       <w:r>
-        <w:rPr/>
+        <w:rPr>
+          <w:rFonts w:eastAsia="Times New Roman" w:cs="Calibri" w:cstheme="minorHAnsi"/>
+          <w:sz w:val="20"/>
+          <w:szCs w:val="20"/>
+          <w:lang w:val="es-ES_tradnl" w:eastAsia="es-ES"/>
+        </w:rPr>
       </w:r>
     </w:p>
     <w:p>
@@ -1988,7 +1993,12 @@
         </w:rPr>
       </w:pPr>
       <w:r>
-        <w:rPr/>
+        <w:rPr>
+          <w:rFonts w:eastAsia="Times New Roman" w:cs="Calibri" w:cstheme="minorHAnsi"/>
+          <w:sz w:val="20"/>
+          <w:szCs w:val="20"/>
+          <w:lang w:val="es-ES_tradnl" w:eastAsia="es-ES"/>
+        </w:rPr>
       </w:r>
     </w:p>
     <w:p>
@@ -4508,7 +4518,16 @@
           <w:szCs w:val="20"/>
           <w:lang w:val="es-AR" w:eastAsia="es-ES"/>
         </w:rPr>
-        <w:t xml:space="preserve">Dentro de un plazo de 90 días después del envío del Informe de Inspección de la ETAPA 2, se realizará una segunda inspección para verificar que se hayan levantado los </w:t>
+        <w:t>S</w:t>
+      </w:r>
+      <w:r>
+        <w:rPr>
+          <w:rFonts w:eastAsia="Times New Roman" w:cs="Calibri" w:cstheme="minorHAnsi"/>
+          <w:sz w:val="20"/>
+          <w:szCs w:val="20"/>
+          <w:lang w:val="es-AR" w:eastAsia="es-ES"/>
+        </w:rPr>
+        <w:t xml:space="preserve">e realizará una segunda inspección para verificar que se hayan levantado los </w:t>
       </w:r>
       <w:r>
         <w:rPr>
@@ -6517,7 +6536,14 @@
         </w:rPr>
       </w:pPr>
       <w:r>
-        <w:rPr/>
+        <w:rPr>
+          <w:rFonts w:eastAsia="Times New Roman" w:cs="Calibri" w:cstheme="minorHAnsi"/>
+          <w:b/>
+          <w:bCs/>
+          <w:sz w:val="20"/>
+          <w:szCs w:val="20"/>
+          <w:lang w:val="es-AR" w:eastAsia="es-ES"/>
+        </w:rPr>
       </w:r>
     </w:p>
     <w:p>
@@ -13396,9 +13422,9 @@
           <wp:wrapThrough wrapText="bothSides">
             <wp:wrapPolygon edited="0">
               <wp:start x="-21" y="0"/>
-              <wp:lineTo x="-21" y="20580"/>
-              <wp:lineTo x="21318" y="20580"/>
-              <wp:lineTo x="21318" y="0"/>
+              <wp:lineTo x="-21" y="20510"/>
+              <wp:lineTo x="21296" y="20510"/>
+              <wp:lineTo x="21296" y="0"/>
               <wp:lineTo x="-21" y="0"/>
             </wp:wrapPolygon>
           </wp:wrapThrough>

--- a/app/templates/cotizacion_template.docx
+++ b/app/templates/cotizacion_template.docx
@@ -350,116 +350,7 @@
           <w:szCs w:val="20"/>
           <w:lang w:val="es-CL" w:eastAsia="es-CL"/>
         </w:rPr>
-        <w:t xml:space="preserve"> {{direccion2}}, </w:t>
-      </w:r>
-      <w:r>
-        <w:rPr>
-          <w:rFonts w:eastAsia="Times New Roman" w:cs="Calibri"/>
-          <w:bCs/>
-          <w:sz w:val="20"/>
-          <w:szCs w:val="20"/>
-          <w:lang w:val="es-CL" w:eastAsia="es-CL"/>
-        </w:rPr>
-        <w:fldChar w:fldCharType="begin"/>
-      </w:r>
-      <w:r>
-        <w:rPr>
-          <w:sz w:val="20"/>
-          <w:szCs w:val="20"/>
-          <w:bCs/>
-          <w:rFonts w:eastAsia="Times New Roman" w:cs="Calibri"/>
-          <w:lang w:val="es-CL" w:eastAsia="es-CL"/>
-        </w:rPr>
-        <w:instrText xml:space="preserve"> FILLIN ""</w:instrText>
-      </w:r>
-      <w:r>
-        <w:rPr>
-          <w:sz w:val="20"/>
-          <w:szCs w:val="20"/>
-          <w:bCs/>
-          <w:rFonts w:eastAsia="Times New Roman" w:cs="Calibri"/>
-          <w:lang w:val="es-CL" w:eastAsia="es-CL"/>
-        </w:rPr>
-        <w:fldChar w:fldCharType="separate"/>
-      </w:r>
-      <w:r>
-        <w:rPr>
-          <w:sz w:val="20"/>
-          <w:szCs w:val="20"/>
-          <w:bCs/>
-          <w:rFonts w:eastAsia="Times New Roman" w:cs="Calibri"/>
-          <w:lang w:val="es-CL" w:eastAsia="es-CL"/>
-        </w:rPr>
-        <w:t>Región</w:t>
-      </w:r>
-      <w:r>
-        <w:rPr>
-          <w:sz w:val="20"/>
-          <w:szCs w:val="20"/>
-          <w:bCs/>
-          <w:rFonts w:eastAsia="Times New Roman" w:cs="Calibri"/>
-          <w:lang w:val="es-CL" w:eastAsia="es-CL"/>
-        </w:rPr>
-        <w:fldChar w:fldCharType="end"/>
-      </w:r>
-      <w:r>
-        <w:rPr>
-          <w:rFonts w:eastAsia="Times New Roman" w:cs="Calibri"/>
-          <w:bCs/>
-          <w:sz w:val="20"/>
-          <w:szCs w:val="20"/>
-          <w:lang w:val="es-CL" w:eastAsia="es-CL"/>
-        </w:rPr>
-        <w:fldChar w:fldCharType="begin"/>
-      </w:r>
-      <w:r>
-        <w:rPr>
-          <w:sz w:val="20"/>
-          <w:szCs w:val="20"/>
-          <w:bCs/>
-          <w:rFonts w:eastAsia="Times New Roman" w:cs="Calibri"/>
-          <w:lang w:val="es-CL" w:eastAsia="es-CL"/>
-        </w:rPr>
-        <w:instrText xml:space="preserve"> FILLIN ""</w:instrText>
-      </w:r>
-      <w:r>
-        <w:rPr>
-          <w:sz w:val="20"/>
-          <w:szCs w:val="20"/>
-          <w:bCs/>
-          <w:rFonts w:eastAsia="Times New Roman" w:cs="Calibri"/>
-          <w:lang w:val="es-CL" w:eastAsia="es-CL"/>
-        </w:rPr>
-        <w:fldChar w:fldCharType="separate"/>
-      </w:r>
-      <w:r>
-        <w:rPr>
-          <w:sz w:val="20"/>
-          <w:szCs w:val="20"/>
-          <w:bCs/>
-          <w:rFonts w:eastAsia="Times New Roman" w:cs="Calibri"/>
-          <w:lang w:val="es-CL" w:eastAsia="es-CL"/>
-        </w:rPr>
-      </w:r>
-      <w:r>
-        <w:rPr>
-          <w:sz w:val="20"/>
-          <w:szCs w:val="20"/>
-          <w:bCs/>
-          <w:rFonts w:eastAsia="Times New Roman" w:cs="Calibri"/>
-          <w:lang w:val="es-CL" w:eastAsia="es-CL"/>
-        </w:rPr>
-        <w:fldChar w:fldCharType="end"/>
-      </w:r>
-      <w:r>
-        <w:rPr>
-          <w:rFonts w:eastAsia="Times New Roman" w:cs="Calibri" w:cstheme="minorHAnsi"/>
-          <w:bCs/>
-          <w:sz w:val="20"/>
-          <w:szCs w:val="20"/>
-          <w:lang w:val="es-CL" w:eastAsia="es-CL"/>
-        </w:rPr>
-        <w:t>.</w:t>
+        <w:t xml:space="preserve"> {{direccion2}}.</w:t>
       </w:r>
       <w:r>
         <w:rPr>
@@ -746,9 +637,8 @@
       </w:tblPr>
       <w:tblGrid>
         <w:gridCol w:w="1694"/>
-        <w:gridCol w:w="1837"/>
-        <w:gridCol w:w="1765"/>
-        <w:gridCol w:w="1641"/>
+        <w:gridCol w:w="2719"/>
+        <w:gridCol w:w="2524"/>
         <w:gridCol w:w="1891"/>
       </w:tblGrid>
       <w:tr>
@@ -794,7 +684,7 @@
         </w:tc>
         <w:tc>
           <w:tcPr>
-            <w:tcW w:w="1837" w:type="dxa"/>
+            <w:tcW w:w="2719" w:type="dxa"/>
             <w:tcBorders>
               <w:bottom w:val="single" w:sz="12" w:space="0" w:color="666666"/>
             </w:tcBorders>
@@ -831,7 +721,7 @@
         </w:tc>
         <w:tc>
           <w:tcPr>
-            <w:tcW w:w="1765" w:type="dxa"/>
+            <w:tcW w:w="2524" w:type="dxa"/>
             <w:tcBorders>
               <w:bottom w:val="single" w:sz="12" w:space="0" w:color="666666"/>
             </w:tcBorders>
@@ -862,13 +752,13 @@
                 <w:szCs w:val="20"/>
                 <w:lang w:val="es-AR" w:eastAsia="en-US" w:bidi="ar-SA"/>
               </w:rPr>
-              <w:t>AÑO CONSTRUCCION</w:t>
-            </w:r>
-          </w:p>
-        </w:tc>
-        <w:tc>
-          <w:tcPr>
-            <w:tcW w:w="1641" w:type="dxa"/>
+              <w:t>N° ASCENSORES</w:t>
+            </w:r>
+          </w:p>
+        </w:tc>
+        <w:tc>
+          <w:tcPr>
+            <w:tcW w:w="1891" w:type="dxa"/>
             <w:tcBorders>
               <w:bottom w:val="single" w:sz="12" w:space="0" w:color="666666"/>
             </w:tcBorders>
@@ -899,43 +789,6 @@
                 <w:szCs w:val="20"/>
                 <w:lang w:val="es-AR" w:eastAsia="en-US" w:bidi="ar-SA"/>
               </w:rPr>
-              <w:t>N° ASCENSORES</w:t>
-            </w:r>
-          </w:p>
-        </w:tc>
-        <w:tc>
-          <w:tcPr>
-            <w:tcW w:w="1891" w:type="dxa"/>
-            <w:tcBorders>
-              <w:bottom w:val="single" w:sz="12" w:space="0" w:color="666666"/>
-            </w:tcBorders>
-            <w:shd w:color="auto" w:fill="548DD4" w:themeFill="text2" w:themeFillTint="99" w:val="clear"/>
-          </w:tcPr>
-          <w:p>
-            <w:pPr>
-              <w:pStyle w:val="Normal"/>
-              <w:widowControl w:val="false"/>
-              <w:suppressAutoHyphens w:val="true"/>
-              <w:spacing w:lineRule="auto" w:line="240" w:before="0" w:after="0"/>
-              <w:jc w:val="center"/>
-              <w:cnfStyle w:val="100000000000" w:firstRow="1" w:lastRow="0" w:firstColumn="0" w:lastColumn="0" w:oddVBand="0" w:evenVBand="0" w:oddHBand="0" w:evenHBand="0" w:firstRowFirstColumn="0" w:firstRowLastColumn="0" w:lastRowFirstColumn="0" w:lastRowLastColumn="0"/>
-              <w:rPr>
-                <w:rFonts w:cs="Calibri" w:cstheme="minorHAnsi"/>
-                <w:sz w:val="20"/>
-                <w:szCs w:val="20"/>
-                <w:lang w:val="es-AR"/>
-              </w:rPr>
-            </w:pPr>
-            <w:r>
-              <w:rPr>
-                <w:rFonts w:eastAsia="Calibri" w:cs="Calibri" w:cstheme="minorHAnsi"/>
-                <w:b/>
-                <w:bCs/>
-                <w:kern w:val="0"/>
-                <w:sz w:val="20"/>
-                <w:szCs w:val="20"/>
-                <w:lang w:val="es-AR" w:eastAsia="en-US" w:bidi="ar-SA"/>
-              </w:rPr>
               <w:t>N° PARADAS</w:t>
             </w:r>
           </w:p>
@@ -984,7 +837,7 @@
         </w:tc>
         <w:tc>
           <w:tcPr>
-            <w:tcW w:w="1837" w:type="dxa"/>
+            <w:tcW w:w="2719" w:type="dxa"/>
             <w:tcBorders/>
           </w:tcPr>
           <w:p>
@@ -1017,103 +870,7 @@
         </w:tc>
         <w:tc>
           <w:tcPr>
-            <w:tcW w:w="1765" w:type="dxa"/>
-            <w:tcBorders/>
-          </w:tcPr>
-          <w:p>
-            <w:pPr>
-              <w:pStyle w:val="Normal"/>
-              <w:widowControl w:val="false"/>
-              <w:suppressAutoHyphens w:val="true"/>
-              <w:spacing w:lineRule="auto" w:line="240" w:before="0" w:after="0"/>
-              <w:jc w:val="center"/>
-              <w:cnfStyle w:val="000000000000" w:firstRow="0" w:lastRow="0" w:firstColumn="0" w:lastColumn="0" w:oddVBand="0" w:evenVBand="0" w:oddHBand="0" w:evenHBand="0" w:firstRowFirstColumn="0" w:firstRowLastColumn="0" w:lastRowFirstColumn="0" w:lastRowLastColumn="0"/>
-              <w:rPr>
-                <w:rFonts w:cs="Calibri" w:cstheme="minorHAnsi"/>
-                <w:sz w:val="20"/>
-                <w:szCs w:val="20"/>
-                <w:lang w:val="pt-BR"/>
-              </w:rPr>
-            </w:pPr>
-            <w:r>
-              <w:rPr>
-                <w:rFonts w:cs="Calibri" w:cstheme="minorHAnsi"/>
-                <w:sz w:val="20"/>
-                <w:szCs w:val="20"/>
-                <w:lang w:val="pt-BR"/>
-              </w:rPr>
-            </w:r>
-          </w:p>
-          <w:p>
-            <w:pPr>
-              <w:pStyle w:val="Normal"/>
-              <w:widowControl w:val="false"/>
-              <w:suppressAutoHyphens w:val="true"/>
-              <w:spacing w:lineRule="auto" w:line="240" w:before="0" w:after="0"/>
-              <w:jc w:val="center"/>
-              <w:cnfStyle w:val="000000000000" w:firstRow="0" w:lastRow="0" w:firstColumn="0" w:lastColumn="0" w:oddVBand="0" w:evenVBand="0" w:oddHBand="0" w:evenHBand="0" w:firstRowFirstColumn="0" w:firstRowLastColumn="0" w:lastRowFirstColumn="0" w:lastRowLastColumn="0"/>
-              <w:rPr>
-                <w:rFonts w:cs="Calibri" w:cstheme="minorHAnsi"/>
-                <w:sz w:val="20"/>
-                <w:szCs w:val="20"/>
-                <w:lang w:val="es-AR"/>
-              </w:rPr>
-            </w:pPr>
-            <w:r>
-              <w:rPr>
-                <w:rFonts w:eastAsia="Calibri" w:cs="Calibri"/>
-                <w:kern w:val="0"/>
-                <w:sz w:val="20"/>
-                <w:szCs w:val="20"/>
-                <w:lang w:val="es-AR" w:eastAsia="en-US" w:bidi="ar-SA"/>
-              </w:rPr>
-              <w:fldChar w:fldCharType="begin"/>
-            </w:r>
-            <w:r>
-              <w:rPr>
-                <w:sz w:val="20"/>
-                <w:kern w:val="0"/>
-                <w:szCs w:val="20"/>
-                <w:rFonts w:eastAsia="Calibri" w:cs="Calibri"/>
-                <w:lang w:val="es-AR" w:eastAsia="en-US" w:bidi="ar-SA"/>
-              </w:rPr>
-              <w:instrText xml:space="preserve"> FILLIN ""</w:instrText>
-            </w:r>
-            <w:r>
-              <w:rPr>
-                <w:sz w:val="20"/>
-                <w:kern w:val="0"/>
-                <w:szCs w:val="20"/>
-                <w:rFonts w:eastAsia="Calibri" w:cs="Calibri"/>
-                <w:lang w:val="es-AR" w:eastAsia="en-US" w:bidi="ar-SA"/>
-              </w:rPr>
-              <w:fldChar w:fldCharType="separate"/>
-            </w:r>
-            <w:r>
-              <w:rPr>
-                <w:sz w:val="20"/>
-                <w:kern w:val="0"/>
-                <w:szCs w:val="20"/>
-                <w:rFonts w:eastAsia="Calibri" w:cs="Calibri"/>
-                <w:lang w:val="es-AR" w:eastAsia="en-US" w:bidi="ar-SA"/>
-              </w:rPr>
-              <w:t>S/I</w:t>
-            </w:r>
-            <w:r>
-              <w:rPr>
-                <w:sz w:val="20"/>
-                <w:kern w:val="0"/>
-                <w:szCs w:val="20"/>
-                <w:rFonts w:eastAsia="Calibri" w:cs="Calibri"/>
-                <w:lang w:val="es-AR" w:eastAsia="en-US" w:bidi="ar-SA"/>
-              </w:rPr>
-              <w:fldChar w:fldCharType="end"/>
-            </w:r>
-          </w:p>
-        </w:tc>
-        <w:tc>
-          <w:tcPr>
-            <w:tcW w:w="1641" w:type="dxa"/>
+            <w:tcW w:w="2524" w:type="dxa"/>
             <w:tcBorders/>
           </w:tcPr>
           <w:p>
@@ -1534,55 +1291,7 @@
                 <w:b/>
                 <w:lang w:val="es-AR"/>
               </w:rPr>
-              <w:t>e {{ascensores2}} ascensores, {{paradas2}}  paradas, ubicados en {{direccion4}} ,</w:t>
-            </w:r>
-            <w:r>
-              <w:rPr>
-                <w:rFonts w:cs="Arial" w:ascii="Arial" w:hAnsi="Arial"/>
-                <w:b/>
-                <w:lang w:val="es-AR"/>
-              </w:rPr>
-              <w:fldChar w:fldCharType="begin"/>
-            </w:r>
-            <w:r>
-              <w:rPr>
-                <w:b/>
-                <w:rFonts w:cs="Arial" w:ascii="Arial" w:hAnsi="Arial"/>
-                <w:lang w:val="es-AR"/>
-              </w:rPr>
-              <w:instrText xml:space="preserve"> FILLIN ""</w:instrText>
-            </w:r>
-            <w:r>
-              <w:rPr>
-                <w:b/>
-                <w:rFonts w:cs="Arial" w:ascii="Arial" w:hAnsi="Arial"/>
-                <w:lang w:val="es-AR"/>
-              </w:rPr>
-              <w:fldChar w:fldCharType="separate"/>
-            </w:r>
-            <w:r>
-              <w:rPr>
-                <w:b/>
-                <w:rFonts w:cs="Arial" w:ascii="Arial" w:hAnsi="Arial"/>
-                <w:lang w:val="es-AR"/>
-              </w:rPr>
-              <w:t>Región</w:t>
-            </w:r>
-            <w:r>
-              <w:rPr>
-                <w:b/>
-                <w:rFonts w:cs="Arial" w:ascii="Arial" w:hAnsi="Arial"/>
-                <w:lang w:val="es-AR"/>
-              </w:rPr>
-              <w:fldChar w:fldCharType="end"/>
-            </w:r>
-            <w:r>
-              <w:rPr>
-                <w:rFonts w:cs="Arial" w:ascii="Arial" w:hAnsi="Arial"/>
-                <w:b/>
-                <w:lang w:val="es-AR"/>
-              </w:rPr>
-              <w:t>.</w:t>
+              <w:t>e {{ascensores2}} ascensores, {{paradas2}}  paradas, ubicados en {{direccion4}}.</w:t>
             </w:r>
           </w:p>
         </w:tc>
@@ -1762,6 +1471,7 @@
           <w:szCs w:val="20"/>
           <w:lang w:val="es-AR" w:eastAsia="es-ES"/>
         </w:rPr>
+        <w:br/>
       </w:r>
     </w:p>
     <w:p>
@@ -4518,16 +4228,7 @@
           <w:szCs w:val="20"/>
           <w:lang w:val="es-AR" w:eastAsia="es-ES"/>
         </w:rPr>
-        <w:t>S</w:t>
-      </w:r>
-      <w:r>
-        <w:rPr>
-          <w:rFonts w:eastAsia="Times New Roman" w:cs="Calibri" w:cstheme="minorHAnsi"/>
-          <w:sz w:val="20"/>
-          <w:szCs w:val="20"/>
-          <w:lang w:val="es-AR" w:eastAsia="es-ES"/>
-        </w:rPr>
-        <w:t xml:space="preserve">e realizará una segunda inspección para verificar que se hayan levantado los </w:t>
+        <w:t xml:space="preserve">Se realizará una segunda inspección para verificar que se hayan levantado los </w:t>
       </w:r>
       <w:r>
         <w:rPr>
@@ -13422,9 +13123,9 @@
           <wp:wrapThrough wrapText="bothSides">
             <wp:wrapPolygon edited="0">
               <wp:start x="-21" y="0"/>
-              <wp:lineTo x="-21" y="20510"/>
-              <wp:lineTo x="21296" y="20510"/>
-              <wp:lineTo x="21296" y="0"/>
+              <wp:lineTo x="-21" y="20439"/>
+              <wp:lineTo x="21275" y="20439"/>
+              <wp:lineTo x="21275" y="0"/>
               <wp:lineTo x="-21" y="0"/>
             </wp:wrapPolygon>
           </wp:wrapThrough>

--- a/app/templates/cotizacion_template.docx
+++ b/app/templates/cotizacion_template.docx
@@ -206,7 +206,29 @@
           <w:szCs w:val="20"/>
           <w:lang w:val="es-CL" w:eastAsia="es-ES"/>
         </w:rPr>
-        <w:t>Sr. {{contacto_nombre}}.</w:t>
+        <w:t>Sr./</w:t>
+      </w:r>
+      <w:r>
+        <w:rPr>
+          <w:rFonts w:eastAsia="Times New Roman" w:cs="Calibri" w:cstheme="minorHAnsi"/>
+          <w:b/>
+          <w:bCs/>
+          <w:sz w:val="20"/>
+          <w:szCs w:val="20"/>
+          <w:lang w:val="es-CL" w:eastAsia="es-ES"/>
+        </w:rPr>
+        <w:t>Sra</w:t>
+      </w:r>
+      <w:r>
+        <w:rPr>
+          <w:rFonts w:eastAsia="Times New Roman" w:cs="Calibri" w:cstheme="minorHAnsi"/>
+          <w:b/>
+          <w:bCs/>
+          <w:sz w:val="20"/>
+          <w:szCs w:val="20"/>
+          <w:lang w:val="es-CL" w:eastAsia="es-ES"/>
+        </w:rPr>
+        <w:t>. {{contacto_nombre}}.</w:t>
       </w:r>
     </w:p>
     <w:p>
@@ -639,7 +661,7 @@
         <w:gridCol w:w="1694"/>
         <w:gridCol w:w="2719"/>
         <w:gridCol w:w="2524"/>
-        <w:gridCol w:w="1891"/>
+        <w:gridCol w:w="1890"/>
       </w:tblGrid>
       <w:tr>
         <w:trPr>
@@ -758,7 +780,7 @@
         </w:tc>
         <w:tc>
           <w:tcPr>
-            <w:tcW w:w="1891" w:type="dxa"/>
+            <w:tcW w:w="1890" w:type="dxa"/>
             <w:tcBorders>
               <w:bottom w:val="single" w:sz="12" w:space="0" w:color="666666"/>
             </w:tcBorders>
@@ -926,7 +948,7 @@
         </w:tc>
         <w:tc>
           <w:tcPr>
-            <w:tcW w:w="1891" w:type="dxa"/>
+            <w:tcW w:w="1890" w:type="dxa"/>
             <w:tcBorders/>
           </w:tcPr>
           <w:p>
@@ -13123,9 +13145,9 @@
           <wp:wrapThrough wrapText="bothSides">
             <wp:wrapPolygon edited="0">
               <wp:start x="-21" y="0"/>
-              <wp:lineTo x="-21" y="20439"/>
-              <wp:lineTo x="21275" y="20439"/>
-              <wp:lineTo x="21275" y="0"/>
+              <wp:lineTo x="-21" y="20368"/>
+              <wp:lineTo x="21253" y="20368"/>
+              <wp:lineTo x="21253" y="0"/>
               <wp:lineTo x="-21" y="0"/>
             </wp:wrapPolygon>
           </wp:wrapThrough>

--- a/app/templates/cotizacion_template.docx
+++ b/app/templates/cotizacion_template.docx
@@ -206,29 +206,7 @@
           <w:szCs w:val="20"/>
           <w:lang w:val="es-CL" w:eastAsia="es-ES"/>
         </w:rPr>
-        <w:t>Sr./</w:t>
-      </w:r>
-      <w:r>
-        <w:rPr>
-          <w:rFonts w:eastAsia="Times New Roman" w:cs="Calibri" w:cstheme="minorHAnsi"/>
-          <w:b/>
-          <w:bCs/>
-          <w:sz w:val="20"/>
-          <w:szCs w:val="20"/>
-          <w:lang w:val="es-CL" w:eastAsia="es-ES"/>
-        </w:rPr>
-        <w:t>Sra</w:t>
-      </w:r>
-      <w:r>
-        <w:rPr>
-          <w:rFonts w:eastAsia="Times New Roman" w:cs="Calibri" w:cstheme="minorHAnsi"/>
-          <w:b/>
-          <w:bCs/>
-          <w:sz w:val="20"/>
-          <w:szCs w:val="20"/>
-          <w:lang w:val="es-CL" w:eastAsia="es-ES"/>
-        </w:rPr>
-        <w:t>. {{contacto_nombre}}.</w:t>
+        <w:t>Sr./Sra. {{contacto_nombre}}.</w:t>
       </w:r>
     </w:p>
     <w:p>
@@ -6454,7 +6432,16 @@
           <w:szCs w:val="20"/>
           <w:lang w:val="es-AR" w:eastAsia="es-ES"/>
         </w:rPr>
-        <w:t>Quedamos a su disposición por cualquier consulta referente a la propuesta.</w:t>
+        <w:t xml:space="preserve">Quedamos a su disposición por cualquier consulta referente a la propuesta, </w:t>
+      </w:r>
+      <w:r>
+        <w:rPr>
+          <w:rFonts w:eastAsia="Times New Roman" w:cs="Calibri" w:cstheme="minorHAnsi"/>
+          <w:sz w:val="20"/>
+          <w:szCs w:val="20"/>
+          <w:lang w:val="es-AR" w:eastAsia="es-ES"/>
+        </w:rPr>
+        <w:t>comunicarse a Claudio Salazar al celular +56 982090967.</w:t>
       </w:r>
     </w:p>
     <w:p>
@@ -13145,9 +13132,9 @@
           <wp:wrapThrough wrapText="bothSides">
             <wp:wrapPolygon edited="0">
               <wp:start x="-21" y="0"/>
-              <wp:lineTo x="-21" y="20368"/>
-              <wp:lineTo x="21253" y="20368"/>
-              <wp:lineTo x="21253" y="0"/>
+              <wp:lineTo x="-21" y="20296"/>
+              <wp:lineTo x="21231" y="20296"/>
+              <wp:lineTo x="21231" y="0"/>
               <wp:lineTo x="-21" y="0"/>
             </wp:wrapPolygon>
           </wp:wrapThrough>

--- a/app/templates/cotizacion_template.docx
+++ b/app/templates/cotizacion_template.docx
@@ -206,7 +206,7 @@
           <w:szCs w:val="20"/>
           <w:lang w:val="es-CL" w:eastAsia="es-ES"/>
         </w:rPr>
-        <w:t>Sr./Sra. {{contacto_nombre}}.</w:t>
+        <w:t xml:space="preserve"> {{contacto_nombre}}.</w:t>
       </w:r>
     </w:p>
     <w:p>
@@ -6432,16 +6432,7 @@
           <w:szCs w:val="20"/>
           <w:lang w:val="es-AR" w:eastAsia="es-ES"/>
         </w:rPr>
-        <w:t xml:space="preserve">Quedamos a su disposición por cualquier consulta referente a la propuesta, </w:t>
-      </w:r>
-      <w:r>
-        <w:rPr>
-          <w:rFonts w:eastAsia="Times New Roman" w:cs="Calibri" w:cstheme="minorHAnsi"/>
-          <w:sz w:val="20"/>
-          <w:szCs w:val="20"/>
-          <w:lang w:val="es-AR" w:eastAsia="es-ES"/>
-        </w:rPr>
-        <w:t>comunicarse a Claudio Salazar al celular +56 982090967.</w:t>
+        <w:t>Quedamos a su disposición por cualquier consulta referente a la propuesta, comunicarse a Claudio Salazar al celular +56 982090967.</w:t>
       </w:r>
     </w:p>
     <w:p>
@@ -13132,9 +13123,9 @@
           <wp:wrapThrough wrapText="bothSides">
             <wp:wrapPolygon edited="0">
               <wp:start x="-21" y="0"/>
-              <wp:lineTo x="-21" y="20296"/>
-              <wp:lineTo x="21231" y="20296"/>
-              <wp:lineTo x="21231" y="0"/>
+              <wp:lineTo x="-21" y="20225"/>
+              <wp:lineTo x="21210" y="20225"/>
+              <wp:lineTo x="21210" y="0"/>
               <wp:lineTo x="-21" y="0"/>
             </wp:wrapPolygon>
           </wp:wrapThrough>

--- a/app/templates/cotizacion_template.docx
+++ b/app/templates/cotizacion_template.docx
@@ -1087,6 +1087,7 @@
       <w:tr>
         <w:trPr>
           <w:trHeight w:val="322" w:hRule="atLeast"/>
+          <w:cantSplit w:val="true"/>
         </w:trPr>
         <w:tc>
           <w:tcPr>
@@ -1103,6 +1104,7 @@
           <w:p>
             <w:pPr>
               <w:pStyle w:val="Normal"/>
+              <w:keepNext w:val="true"/>
               <w:widowControl w:val="false"/>
               <w:spacing w:before="0" w:after="0"/>
               <w:jc w:val="center"/>
@@ -1211,6 +1213,7 @@
       <w:tr>
         <w:trPr>
           <w:trHeight w:val="744" w:hRule="atLeast"/>
+          <w:cantSplit w:val="true"/>
         </w:trPr>
         <w:tc>
           <w:tcPr>
@@ -13123,9 +13126,9 @@
           <wp:wrapThrough wrapText="bothSides">
             <wp:wrapPolygon edited="0">
               <wp:start x="-21" y="0"/>
-              <wp:lineTo x="-21" y="20225"/>
-              <wp:lineTo x="21210" y="20225"/>
-              <wp:lineTo x="21210" y="0"/>
+              <wp:lineTo x="-21" y="20082"/>
+              <wp:lineTo x="21167" y="20082"/>
+              <wp:lineTo x="21167" y="0"/>
               <wp:lineTo x="-21" y="0"/>
             </wp:wrapPolygon>
           </wp:wrapThrough>
